--- a/Projeto_Final_ARA0089_Documentacao_Tecnica_2026-2.docx
+++ b/Projeto_Final_ARA0089_Documentacao_Tecnica_2026-2.docx
@@ -579,13 +579,7 @@
         <w:jc w:val="center"/>
       </w:pPr>
       <w:r>
-        <w:t>[Cidade</w:t>
-      </w:r>
-      <w:r>
-        <w:t>, Ano.Semestre</w:t>
-      </w:r>
-      <w:r>
-        <w:t>]</w:t>
+        <w:t>[Cidade]</w:t>
       </w:r>
     </w:p>
     <w:p>
@@ -600,7 +594,6 @@
           <w:sz w:val="28"/>
           <w:szCs w:val="28"/>
         </w:rPr>
-        <w:lastRenderedPageBreak/>
         <w:t>2026.2</w:t>
       </w:r>
     </w:p>
@@ -9947,7 +9940,7 @@
       <w:headerReference w:type="first" r:id="rId9"/>
       <w:footerReference w:type="first" r:id="rId10"/>
       <w:pgSz w:w="11906" w:h="16838"/>
-      <w:pgMar w:top="1418" w:right="1134" w:bottom="1134" w:left="1701" w:header="600" w:footer="500" w:gutter="0"/>
+      <w:pgMar w:top="1418" w:right="1134" w:bottom="871" w:left="1701" w:header="600" w:footer="500" w:gutter="0"/>
       <w:cols w:space="720"/>
       <w:titlePg/>
       <w:docGrid w:linePitch="360"/>
